--- a/chuyenDe/word/reference-listening.docx
+++ b/chuyenDe/word/reference-listening.docx
@@ -539,6 +539,25 @@
       <w:i/>
     </w:rPr>
   </w:style>
+  <w:style w:type="paragraph" w:styleId="CDListeningSection">
+    <w:name w:val="CD Listening Section"/>
+    <w:basedOn w:val="Normal"/>
+    <w:qFormat/>
+    <w:pPr>
+      <w:spacing w:before="100" w:after="120"/>
+      <w:pBdr>
+        <w:top w:val="single" w:sz="12" w:space="3" w:color="1F4E79"/>
+        <w:left w:val="single" w:sz="12" w:space="3" w:color="1F4E79"/>
+        <w:bottom w:val="single" w:sz="12" w:space="3" w:color="1F4E79"/>
+        <w:right w:val="single" w:sz="12" w:space="3" w:color="1F4E79"/>
+      </w:pBdr>
+      <w:shd w:val="clear" w:color="auto" w:fill="EBF3FA"/>
+      <w:ind w:left="240" w:right="240"/>
+    </w:pPr>
+    <w:rPr>
+      <w:rFonts w:ascii="Georgia" w:hAnsi="Georgia" w:cs="Georgia"/>
+    </w:rPr>
+  </w:style>
   <w:style w:type="paragraph" w:styleId="CDSection">
     <w:name w:val="CD Section"/>
     <w:basedOn w:val="Normal"/>
@@ -829,6 +848,42 @@
         <w:color w:val="FFFFFF"/>
       </w:rPr>
     </w:tblStylePr>
+  </w:style>
+  <w:style w:type="table" w:styleId="CDListeningSectionContainer">
+    <w:name w:val="CDListeningSectionContainer"/>
+    <w:basedOn w:val="TableNormal"/>
+    <w:tblPr>
+      <w:tblW w:w="5000" w:type="pct"/>
+      <w:tblLayout w:type="autofit"/>
+      <w:tblBorders>
+        <w:top w:val="single" w:sz="24" w:space="0" w:color="E52B20" w:shadow="1"/>
+        <w:left w:val="single" w:sz="24" w:space="0" w:color="E52B20" w:shadow="1"/>
+        <w:bottom w:val="thickThinMediumGap" w:sz="24" w:space="0" w:color="E52B20" w:shadow="1"/>
+        <w:right w:val="single" w:sz="24" w:space="0" w:color="E52B20" w:shadow="1"/>
+      </w:tblBorders>
+      <w:shd w:val="clear" w:color="auto" w:fill="D6E9F8"/>
+      <w:tblCellMar>
+        <w:top w:w="280" w:type="dxa"/>
+        <w:left w:w="280" w:type="dxa"/>
+        <w:bottom w:w="280" w:type="dxa"/>
+        <w:right w:w="280" w:type="dxa"/>
+      </w:tblCellMar>
+    </w:tblPr>
+  </w:style>
+  <w:style w:type="paragraph" w:styleId="CDListeningSectionHeader">
+    <w:name w:val="CD Listening Section Header"/>
+    <w:basedOn w:val="Heading1"/>
+    <w:qFormat/>
+    <w:pPr>
+      <w:spacing w:before="360" w:after="160"/>
+      <w:jc w:val="left"/>
+    </w:pPr>
+    <w:rPr>
+      <w:rFonts w:ascii="Latin Modern Sans" w:hAnsi="Latin Modern Sans" w:cs="Latin Modern Sans"/>
+      <w:b/>
+      <w:color w:val="1F4E79"/>
+      <w:sz w:val="34"/>
+    </w:rPr>
   </w:style>
 </w:styles>
 </file>

--- a/chuyenDe/word/reference-listening.docx
+++ b/chuyenDe/word/reference-listening.docx
@@ -856,10 +856,10 @@
       <w:tblW w:w="5000" w:type="pct"/>
       <w:tblLayout w:type="autofit"/>
       <w:tblBorders>
-        <w:top w:val="single" w:sz="24" w:space="0" w:color="E52B20" w:shadow="1"/>
-        <w:left w:val="single" w:sz="24" w:space="0" w:color="E52B20" w:shadow="1"/>
-        <w:bottom w:val="thickThinMediumGap" w:sz="24" w:space="0" w:color="E52B20" w:shadow="1"/>
-        <w:right w:val="single" w:sz="24" w:space="0" w:color="E52B20" w:shadow="1"/>
+        <w:top w:val="single" w:sz="12" w:space="0" w:color="E52B20" w:shadow="1"/>
+        <w:left w:val="single" w:sz="12" w:space="0" w:color="E52B20" w:shadow="1"/>
+        <w:bottom w:val="double" w:sz="16" w:space="0" w:color="E52B20" w:shadow="1"/>
+        <w:right w:val="single" w:sz="12" w:space="0" w:color="E52B20" w:shadow="1"/>
       </w:tblBorders>
       <w:shd w:val="clear" w:color="auto" w:fill="D6E9F8"/>
       <w:tblCellMar>
@@ -875,14 +875,14 @@
     <w:basedOn w:val="Heading1"/>
     <w:qFormat/>
     <w:pPr>
-      <w:spacing w:before="360" w:after="160"/>
-      <w:jc w:val="left"/>
+      <w:spacing w:before="240" w:after="120"/>
+      <w:jc w:val="center"/>
     </w:pPr>
     <w:rPr>
       <w:rFonts w:ascii="Latin Modern Sans" w:hAnsi="Latin Modern Sans" w:cs="Latin Modern Sans"/>
       <w:b/>
       <w:color w:val="1F4E79"/>
-      <w:sz w:val="34"/>
+      <w:sz w:val="28"/>
     </w:rPr>
   </w:style>
 </w:styles>

--- a/chuyenDe/word/reference-listening.docx
+++ b/chuyenDe/word/reference-listening.docx
@@ -582,7 +582,7 @@
     <w:basedOn w:val="Normal"/>
     <w:qFormat/>
     <w:pPr>
-      <w:spacing w:before="80" w:after="60"/>
+      <w:spacing w:before="120" w:after="80"/>
       <w:pBdr>
         <w:left w:val="single" w:sz="24" w:space="2" w:color="1F4E79"/>
       </w:pBdr>
@@ -847,6 +847,44 @@
         <w:b/>
         <w:color w:val="FFFFFF"/>
       </w:rPr>
+    </w:tblStylePr>
+  </w:style>
+  <w:style w:type="table" w:styleId="CDTranscriptTable">
+    <w:name w:val="CDTranscriptTable"/>
+    <w:basedOn w:val="TableNormal"/>
+    <w:tblPr>
+      <w:tblW w:w="5000" w:type="pct"/>
+      <w:tblInd w:w="240" w:type="dxa"/>
+      <w:tblLayout w:type="fixed"/>
+      <w:tblBorders>
+        <w:top w:val="single" w:sz="10" w:space="0" w:color="BFBFBF"/>
+        <w:left w:val="single" w:sz="10" w:space="0" w:color="BFBFBF"/>
+        <w:bottom w:val="single" w:sz="10" w:space="0" w:color="BFBFBF"/>
+        <w:right w:val="single" w:sz="10" w:space="0" w:color="BFBFBF"/>
+        <w:insideH w:val="single" w:sz="8" w:space="0" w:color="D0D0D0"/>
+        <w:insideV w:val="single" w:sz="8" w:space="0" w:color="D0D0D0"/>
+      </w:tblBorders>
+      <w:tblCellMar>
+        <w:top w:w="80" w:type="dxa"/>
+        <w:left w:w="120" w:type="dxa"/>
+        <w:bottom w:w="80" w:type="dxa"/>
+        <w:right w:w="120" w:type="dxa"/>
+      </w:tblCellMar>
+    </w:tblPr>
+    <w:tblStylePr w:type="firstRow">
+      <w:tcPr>
+        <w:shd w:val="clear" w:color="auto" w:fill="1F4E79"/>
+      </w:tcPr>
+      <w:rPr>
+        <w:rFonts w:ascii="Latin Modern Sans" w:hAnsi="Latin Modern Sans" w:cs="Latin Modern Sans"/>
+        <w:b/>
+        <w:color w:val="FFFFFF"/>
+      </w:rPr>
+    </w:tblStylePr>
+    <w:tblStylePr w:type="band1Horz">
+      <w:tcPr>
+        <w:shd w:val="clear" w:color="auto" w:fill="F5F5F5"/>
+      </w:tcPr>
     </w:tblStylePr>
   </w:style>
   <w:style w:type="table" w:styleId="CDListeningSectionContainer">

--- a/chuyenDe/word/reference-listening.docx
+++ b/chuyenDe/word/reference-listening.docx
@@ -923,6 +923,31 @@
       <w:sz w:val="28"/>
     </w:rPr>
   </w:style>
+  <w:style w:type="paragraph" w:styleId="CDTranscriptSection">
+    <w:name w:val="CD Transcript Section"/>
+    <w:basedOn w:val="Normal"/>
+    <w:qFormat/>
+    <w:pPr>
+      <w:spacing w:before="160" w:after="80"/>
+    </w:pPr>
+    <w:rPr>
+      <w:rFonts w:ascii="Latin Modern Sans" w:hAnsi="Latin Modern Sans" w:cs="Latin Modern Sans"/>
+      <w:color w:val="1F4E79"/>
+      <w:sz w:val="24"/>
+    </w:rPr>
+  </w:style>
+  <w:style w:type="paragraph" w:styleId="CDTranscriptContent">
+    <w:name w:val="CD Transcript Content"/>
+    <w:basedOn w:val="Normal"/>
+    <w:qFormat/>
+    <w:pPr>
+      <w:spacing w:before="0" w:after="120"/>
+    </w:pPr>
+    <w:rPr>
+      <w:rFonts w:ascii="Georgia" w:hAnsi="Georgia" w:cs="Georgia"/>
+      <w:sz w:val="24"/>
+    </w:rPr>
+  </w:style>
 </w:styles>
 </file>
 
